--- a/teacher-tools/activity-guides/5-4-activity-teacher.docx
+++ b/teacher-tools/activity-guides/5-4-activity-teacher.docx
@@ -46,7 +46,7 @@
           <w:sz w:val="20"/>
           <w:szCs w:val="20"/>
         </w:rPr>
-        <w:t xml:space="preserve">Lesson 5-4 — Area of Regular Polygons  ·  6.G.1</w:t>
+        <w:t xml:space="preserve">Lesson 5-4 — Area of Regular Polygons  ·  6.GR.1</w:t>
       </w:r>
     </w:p>
     <w:p>
@@ -419,7 +419,7 @@
           <w:sz w:val="22"/>
           <w:szCs w:val="22"/>
         </w:rPr>
-        <w:t xml:space="preserve">Each tile is made of congruent triangles. Find the area of ONE triangle, then sort it by size.</w:t>
+        <w:t xml:space="preserve">Each tile decomposes into congruent triangles from its center. Work out the area of ONE triangle, then sort the tile.</w:t>
       </w:r>
     </w:p>
     <w:p>
@@ -448,7 +448,7 @@
           <w:sz w:val="22"/>
           <w:szCs w:val="22"/>
         </w:rPr>
-        <w:t xml:space="preserve">•  Square tile triangle: ½ × 4 × 4 = 8 sq ft</w:t>
+        <w:t xml:space="preserve">•  Square tile: base 4 ft, height 4 ft</w:t>
       </w:r>
     </w:p>
     <w:p>
@@ -461,7 +461,7 @@
           <w:sz w:val="22"/>
           <w:szCs w:val="22"/>
         </w:rPr>
-        <w:t xml:space="preserve">•  Hexagon tile triangle: ½ × 6 × 4 = 12 sq ft</w:t>
+        <w:t xml:space="preserve">•  Hexagon tile: base 6 ft, height 4 ft</w:t>
       </w:r>
     </w:p>
     <w:p>
@@ -490,7 +490,7 @@
           <w:sz w:val="22"/>
           <w:szCs w:val="22"/>
         </w:rPr>
-        <w:t xml:space="preserve">•  Octagon tile triangle: ½ × 10 × 3 = 15 sq ft</w:t>
+        <w:t xml:space="preserve">•  Octagon tile: base 10 ft, height 3 ft</w:t>
       </w:r>
     </w:p>
     <w:p>
@@ -503,7 +503,7 @@
           <w:sz w:val="22"/>
           <w:szCs w:val="22"/>
         </w:rPr>
-        <w:t xml:space="preserve">•  Pentagon tile triangle: ½ × 8 × 5 = 20 sq ft</w:t>
+        <w:t xml:space="preserve">•  Pentagon tile: base 8 ft, height 5 ft</w:t>
       </w:r>
     </w:p>
     <w:p>
@@ -548,7 +548,7 @@
           <w:sz w:val="22"/>
           <w:szCs w:val="22"/>
         </w:rPr>
-        <w:t xml:space="preserve">Square tile: 2 triangles, each ½×9×4   →   36 sq ft</w:t>
+        <w:t xml:space="preserve">Square tile: 4 triangles, each ½×9×2   →   36 sq ft</w:t>
       </w:r>
     </w:p>
     <w:p>
@@ -619,7 +619,7 @@
           <w:sz w:val="22"/>
           <w:szCs w:val="22"/>
         </w:rPr>
-        <w:t xml:space="preserve">A regular octagonal tile is split from its center into congruent triangles. Each triangle has a base of 6 ft and a height of 5 ft. First decide how many triangles an octagon has, then find the total area.</w:t>
+        <w:t xml:space="preserve">An octagon tile splits into equal triangles, each with base 6 ft and height 5 ft. How many triangles, and what is the total area?</w:t>
       </w:r>
     </w:p>
     <w:p>
